--- a/Project-Synopsis.docx
+++ b/Project-Synopsis.docx
@@ -12,7 +12,7 @@
           <w:color w:val="1A1A1A"/>
           <w:sz w:val="56"/>
         </w:rPr>
-        <w:t>The Conscious Orbit</w:t>
+        <w:t>The Venture Orbital</w:t>
       </w:r>
     </w:p>
     <w:p>
@@ -81,7 +81,7 @@
         <w:spacing w:after="120"/>
       </w:pPr>
       <w:r>
-        <w:t>The Conscious Orbit is a full-stack platform that puts every venture through an investment-committee-grade evaluation. A founder describes their idea once through a guided three-layer intake. The platform then runs it through ten analytical engines — from customer discovery and TAM/SAM/SOM market sizing to pricing, feasibility and go-to-market readiness — each producing a transparent 0–100 score. An AI assessor audits the results, and a human administrator delivers the final verdict: GO or PIVOT. The founder receives a complete, board-ready strategy report — on screen, as a Word document, and in their inbox.</w:t>
+        <w:t>The Venture Orbital is a full-stack platform that puts every venture through an investment-committee-grade evaluation. A founder describes their idea once through a guided three-layer intake. The platform then runs it through ten analytical engines — from customer discovery and TAM/SAM/SOM market sizing to pricing, feasibility and go-to-market readiness — each producing a transparent 0–100 score. An AI assessor audits the results, and a human administrator delivers the final verdict: GO or PIVOT. The founder receives a complete, board-ready strategy report — on screen, as a Word document, and in their inbox.</w:t>
       </w:r>
     </w:p>
     <w:p>
@@ -261,7 +261,7 @@
         <w:spacing w:after="120"/>
       </w:pPr>
       <w:r>
-        <w:t>The Conscious Orbit turns venture validation from an expensive privilege into an accessible discipline — a founder anywhere can get a rigorous, evidence-graded answer to "should I build this?" before spending a rupee. The architecture is ready to grow: richer competitor data sources, multi-evaluator review panels, portfolio-level analytics across ventures, and regional brand-equity models beyond India are all natural next steps on the same gated pipeline.</w:t>
+        <w:t>The Venture Orbital turns venture validation from an expensive privilege into an accessible discipline — a founder anywhere can get a rigorous, evidence-graded answer to "should I build this?" before spending a rupee. The architecture is ready to grow: richer competitor data sources, multi-evaluator review panels, portfolio-level analytics across ventures, and regional brand-equity models beyond India are all natural next steps on the same gated pipeline.</w:t>
       </w:r>
     </w:p>
     <w:p>
@@ -282,7 +282,7 @@
         <w:spacing w:after="120"/>
       </w:pPr>
       <w:r>
-        <w:t>Most tools tell founders what they want to hear. The Conscious Orbit is built to tell them what they need to know — with the evidence to back it, the transparency to trust it, and a human making the final call.</w:t>
+        <w:t>Most tools tell founders what they want to hear. The Venture Orbital is built to tell them what they need to know — with the evidence to back it, the transparency to trust it, and a human making the final call.</w:t>
       </w:r>
     </w:p>
     <w:sectPr>

--- a/Project-Synopsis.docx
+++ b/Project-Synopsis.docx
@@ -39,6 +39,104 @@
           <w:sz w:val="24"/>
         </w:rPr>
         <w:t>Every great idea deserves a verdict backed by evidence — not enthusiasm.</w:t>
+      </w:r>
+    </w:p>
+    <w:p/>
+    <w:p>
+      <w:pPr>
+        <w:jc w:val="center"/>
+      </w:pPr>
+      <w:r>
+        <w:rPr>
+          <w:b/>
+          <w:color w:val="B88A1A"/>
+          <w:sz w:val="26"/>
+        </w:rPr>
+        <w:t>PROJECT TEAM</w:t>
+      </w:r>
+    </w:p>
+    <w:p>
+      <w:pPr>
+        <w:jc w:val="center"/>
+      </w:pPr>
+      <w:r>
+        <w:rPr>
+          <w:b/>
+          <w:color w:val="B88A1A"/>
+          <w:sz w:val="22"/>
+        </w:rPr>
+        <w:t xml:space="preserve">Project Lead:  </w:t>
+      </w:r>
+      <w:r>
+        <w:rPr>
+          <w:b/>
+          <w:color w:val="1A1A1A"/>
+          <w:sz w:val="24"/>
+        </w:rPr>
+        <w:t>MOHAMED IBRAHIM M</w:t>
+      </w:r>
+    </w:p>
+    <w:p>
+      <w:pPr>
+        <w:jc w:val="center"/>
+      </w:pPr>
+      <w:r>
+        <w:rPr>
+          <w:b/>
+          <w:color w:val="B88A1A"/>
+          <w:sz w:val="22"/>
+        </w:rPr>
+        <w:t xml:space="preserve">Assistant Project Lead:  </w:t>
+      </w:r>
+      <w:r>
+        <w:rPr>
+          <w:b/>
+          <w:color w:val="1A1A1A"/>
+          <w:sz w:val="24"/>
+        </w:rPr>
+        <w:t>MELWIN ANTO A</w:t>
+      </w:r>
+    </w:p>
+    <w:p>
+      <w:pPr>
+        <w:jc w:val="center"/>
+      </w:pPr>
+      <w:r>
+        <w:rPr>
+          <w:b/>
+          <w:color w:val="B88A1A"/>
+          <w:sz w:val="22"/>
+        </w:rPr>
+        <w:t xml:space="preserve">Member:  </w:t>
+      </w:r>
+      <w:r>
+        <w:rPr>
+          <w:b/>
+          <w:color w:val="1A1A1A"/>
+          <w:sz w:val="24"/>
+        </w:rPr>
+        <w:t>DHANIYA SRI P</w:t>
+      </w:r>
+    </w:p>
+    <w:p>
+      <w:pPr>
+        <w:jc w:val="center"/>
+      </w:pPr>
+      <w:r>
+        <w:rPr>
+          <w:b/>
+          <w:color w:val="B88A1A"/>
+          <w:sz w:val="22"/>
+        </w:rPr>
+        <w:t xml:space="preserve">Member:  </w:t>
+      </w:r>
+      <w:r>
+        <w:rPr>
+          <w:b/>
+          <w:color w:val="1A1A1A"/>
+          <w:sz w:val="24"/>
+        </w:rPr>
+        <w:t>HEMANATH K S</w:t>
       </w:r>
     </w:p>
     <w:p/>
